--- a/templates/invoice/cv/en/final.docx
+++ b/templates/invoice/cv/en/final.docx
@@ -229,7 +229,7 @@
           <w:b/>
           <w:sz w:val="24"/>
         </w:rPr>
-        <w:t xml:space="preserve">About Invoice {invoice_label} MEP Drawing</w:t>
+        <w:t xml:space="preserve">About Invoice {invoice_label} MEP Drawing Project {project_name}</w:t>
       </w:r>
       <w:r>
         <w:rPr>
